--- a/src/templates/ASPMG-Community-Memo.docx
+++ b/src/templates/ASPMG-Community-Memo.docx
@@ -207,7 +207,7 @@
           <w:color w:val="666666"/>
           <w:sz w:val="18"/>
         </w:rPr>
-        <w:t>MEMO COMUNITARIO</w:t>
+        <w:t>COMMUNITY MEMO / MEMO COMUNITARIO</w:t>
       </w:r>
     </w:p>
     <w:p>
@@ -221,7 +221,7 @@
           <w:color w:val="1B2A4A"/>
           <w:sz w:val="32"/>
         </w:rPr>
-        <w:t>[Asunto / Título del Memo]</w:t>
+        <w:t>[Subject / Asunto]</w:t>
       </w:r>
     </w:p>
     <w:p>
@@ -235,7 +235,7 @@
           <w:color w:val="666666"/>
           <w:sz w:val="20"/>
         </w:rPr>
-        <w:t>[Nombre de la Comunidad] Association</w:t>
+        <w:t>[Association Name]</w:t>
       </w:r>
     </w:p>
     <w:tbl>
@@ -261,7 +261,7 @@
                 <w:color w:val="666666"/>
                 <w:sz w:val="16"/>
               </w:rPr>
-              <w:t>FECHA</w:t>
+              <w:t>DATE / FECHA</w:t>
             </w:r>
           </w:p>
         </w:tc>
@@ -292,7 +292,7 @@
                 <w:color w:val="666666"/>
                 <w:sz w:val="16"/>
               </w:rPr>
-              <w:t>PARA</w:t>
+              <w:t>TO / PARA</w:t>
             </w:r>
           </w:p>
         </w:tc>
@@ -306,7 +306,7 @@
                 <w:color w:val="1A1E2C"/>
                 <w:sz w:val="21"/>
               </w:rPr>
-              <w:t>Todos los Residentes y Propietarios</w:t>
+              <w:t>All Residents &amp; Unit Owners / Todos los Residentes y Propietarios</w:t>
             </w:r>
           </w:p>
         </w:tc>
@@ -323,7 +323,7 @@
                 <w:color w:val="666666"/>
                 <w:sz w:val="16"/>
               </w:rPr>
-              <w:t>DE</w:t>
+              <w:t>FROM / DE</w:t>
             </w:r>
           </w:p>
         </w:tc>
@@ -337,7 +337,7 @@
                 <w:color w:val="1A1E2C"/>
                 <w:sz w:val="21"/>
               </w:rPr>
-              <w:t>ASPMG — Administración de Propiedades</w:t>
+              <w:t>ASPMG — On Behalf of the Board / En Nombre de la Junta Directiva</w:t>
             </w:r>
           </w:p>
         </w:tc>
@@ -354,7 +354,7 @@
                 <w:color w:val="666666"/>
                 <w:sz w:val="16"/>
               </w:rPr>
-              <w:t>PRIORIDAD</w:t>
+              <w:t>RE / ASUNTO</w:t>
             </w:r>
           </w:p>
         </w:tc>
@@ -368,7 +368,7 @@
                 <w:color w:val="1A1E2C"/>
                 <w:sz w:val="21"/>
               </w:rPr>
-              <w:t>[Normal / Importante / Urgente]</w:t>
+              <w:t>[Subject of Memo / Asunto del Memorando]</w:t>
             </w:r>
           </w:p>
         </w:tc>
@@ -390,7 +390,7 @@
           <w:color w:val="1A1E2C"/>
           <w:sz w:val="22"/>
         </w:rPr>
-        <w:t>Estimados Residentes,</w:t>
+        <w:t>Dear Residents,</w:t>
       </w:r>
     </w:p>
     <w:p>
@@ -404,7 +404,7 @@
           <w:color w:val="1A1E2C"/>
           <w:sz w:val="22"/>
         </w:rPr>
-        <w:t>Lorem ipsum dolor sit amet, consectetur adipiscing elit. Sed do eiusmod tempor incididunt ut labore et dolore magna aliqua. Ut enim ad minim veniam, quis nostrud exercitation ullamco laboris.</w:t>
+        <w:t>[Opening paragraph — state the purpose of the memo clearly. The Board of Directors would like to inform you of important updates regarding your community.]</w:t>
       </w:r>
     </w:p>
     <w:p>
@@ -418,7 +418,7 @@
           <w:color w:val="1B2A4A"/>
           <w:sz w:val="26"/>
         </w:rPr>
-        <w:t>Información Importante</w:t>
+        <w:t>Action Required</w:t>
       </w:r>
     </w:p>
     <w:p>
@@ -427,7 +427,7 @@
         <w:spacing w:after="60"/>
       </w:pPr>
       <w:r>
-        <w:t>Primer punto importante o actualización</w:t>
+        <w:t>[Action item or key takeaway]</w:t>
       </w:r>
     </w:p>
     <w:p>
@@ -436,7 +436,7 @@
         <w:spacing w:after="60"/>
       </w:pPr>
       <w:r>
-        <w:t>Segundo punto importante o actualización</w:t>
+        <w:t>[Action item or key takeaway]</w:t>
       </w:r>
     </w:p>
     <w:p>
@@ -445,7 +445,7 @@
         <w:spacing w:after="60"/>
       </w:pPr>
       <w:r>
-        <w:t>Tercer punto importante o actualización</w:t>
+        <w:t>[Action item or key takeaway]</w:t>
       </w:r>
     </w:p>
     <w:p>
@@ -464,7 +464,7 @@
           <w:color w:val="1A1E2C"/>
           <w:sz w:val="22"/>
         </w:rPr>
-        <w:t>Si tiene alguna pregunta o inquietud, no dude en contactar nuestra oficina al (305) 661-8400 o envíenos un correo a info@aspmg.com.</w:t>
+        <w:t>— — — — — — — — — — — — — — — — — — — — — —</w:t>
       </w:r>
     </w:p>
     <w:p>
@@ -478,7 +478,19 @@
           <w:color w:val="1A1E2C"/>
           <w:sz w:val="22"/>
         </w:rPr>
-        <w:t>Gracias por su cooperación y por ser un miembro valioso de nuestra comunidad.</w:t>
+        <w:t>Estimados Residentes,</w:t>
+        <w:br/>
+        <w:br/>
+        <w:t>[Párrafo de apertura — indique el propósito del memorando de manera clara. La Junta Directiva desea informarles sobre actualizaciones importantes relacionadas con su comunidad.]</w:t>
+        <w:br/>
+        <w:br/>
+        <w:t>Acción Requerida</w:t>
+        <w:br/>
+        <w:t>• [Punto de acción o información clave]</w:t>
+        <w:br/>
+        <w:t>• [Punto de acción o información clave]</w:t>
+        <w:br/>
+        <w:t>• [Punto de acción o información clave]</w:t>
       </w:r>
     </w:p>
     <w:p>
@@ -492,7 +504,7 @@
           <w:color w:val="1B2A4A"/>
           <w:sz w:val="22"/>
         </w:rPr>
-        <w:t>Equipo de Administración ASPMG</w:t>
+        <w:t>[Manager Name] — ASPMG</w:t>
       </w:r>
     </w:p>
     <w:p>
@@ -506,7 +518,7 @@
           <w:color w:val="666666"/>
           <w:sz w:val="20"/>
         </w:rPr>
-        <w:t>A Solid Property Management Group</w:t>
+        <w:t>On Behalf of the Board of Directors / En Nombre de la Junta Directiva, [Association Name]</w:t>
       </w:r>
     </w:p>
     <w:p/>
